--- a/zht/docx/053.content.docx
+++ b/zht/docx/053.content.docx
@@ -128,19 +128,6 @@
           <w:lang w:val="zh_TW" w:bidi="zh_TW"/>
         </w:rPr>
         <w:t>gong</w:t>
-      </w:r>
-      <w:r>
-        <w:rPr>
-          <w:lang w:val="zh_TW" w:bidi="zh_TW"/>
-        </w:rPr>
-      </w:r>
-    </w:p>
-    <w:p>
-      <w:pPr/>
-      <w:r>
-        <w:rPr>
-          <w:lang w:val="zh_TW" w:bidi="zh_TW"/>
-        </w:rPr>
       </w:r>
       <w:r>
         <w:rPr>

--- a/zht/docx/053.content.docx
+++ b/zht/docx/053.content.docx
@@ -19,7 +19,7 @@
         <w:rPr>
           <w:lang w:val="zh_TW" w:bidi="zh_TW"/>
         </w:rPr>
-        <w:t>Resource: 關鍵詞 (unfoldingWord)</w:t>
+        <w:t>Resource: unfoldingWord® Translation Words</w:t>
       </w:r>
       <w:r>
         <w:rPr>
@@ -90,7 +90,7 @@
         <w:rPr>
           <w:lang w:val="zh_TW" w:bidi="zh_TW"/>
         </w:rPr>
-        <w:t>關鍵詞 (unfoldingWord)</w:t>
+        <w:t>unfoldingWord® Translation Words</w:t>
       </w:r>
     </w:p>
     <w:p>

--- a/zht/docx/053.content.docx
+++ b/zht/docx/053.content.docx
@@ -190,6 +190,329 @@
         <w:rPr>
           <w:lang w:val="zh_TW" w:bidi="zh_TW"/>
         </w:rPr>
+        <w:t>弓箭手</w:t>
+      </w:r>
+      <w:r>
+        <w:rPr>
+          <w:lang w:val="zh_TW" w:bidi="zh_TW"/>
+        </w:rPr>
+      </w:r>
+    </w:p>
+    <w:p>
+      <w:pPr>
+        <w:pStyle w:val="Heading3"/>
+      </w:pPr>
+      <w:r>
+        <w:rPr>
+          <w:lang w:val="zh_TW" w:bidi="zh_TW"/>
+        </w:rPr>
+        <w:t>定義：</w:t>
+      </w:r>
+    </w:p>
+    <w:p>
+      <w:pPr/>
+      <w:r>
+        <w:rPr>
+          <w:lang w:val="zh_TW" w:bidi="zh_TW"/>
+        </w:rPr>
+      </w:r>
+      <w:r>
+        <w:rPr>
+          <w:lang w:val="zh_TW" w:bidi="zh_TW"/>
+        </w:rPr>
+        <w:t>「弓箭手」這個詞指的是擅長使用弓箭作為武器的人。</w:t>
+      </w:r>
+    </w:p>
+    <w:p>
+      <w:pPr>
+        <w:pStyle w:val="ListBullet"/>
+        <w:spacing w:line="240" w:lineRule="auto"/>
+        <w:ind w:left="720"/>
+      </w:pPr>
+      <w:r>
+        <w:rPr>
+          <w:lang w:val="zh_TW" w:bidi="zh_TW"/>
+        </w:rPr>
+      </w:r>
+      <w:r>
+        <w:rPr>
+          <w:lang w:val="zh_TW" w:bidi="zh_TW"/>
+        </w:rPr>
+        <w:t>在聖經中，弓箭手通常是在軍隊中使用弓箭作戰的士兵。</w:t>
+      </w:r>
+    </w:p>
+    <w:p>
+      <w:pPr>
+        <w:pStyle w:val="ListBullet"/>
+        <w:spacing w:line="240" w:lineRule="auto"/>
+        <w:ind w:left="720"/>
+      </w:pPr>
+      <w:r>
+        <w:rPr>
+          <w:lang w:val="zh_TW" w:bidi="zh_TW"/>
+        </w:rPr>
+      </w:r>
+      <w:r>
+        <w:rPr>
+          <w:lang w:val="zh_TW" w:bidi="zh_TW"/>
+        </w:rPr>
+        <w:t>弓箭手是亞述軍事力量的重要組成部分。</w:t>
+      </w:r>
+    </w:p>
+    <w:p>
+      <w:pPr>
+        <w:pStyle w:val="ListBullet"/>
+        <w:spacing w:line="240" w:lineRule="auto"/>
+        <w:ind w:left="720"/>
+      </w:pPr>
+      <w:r>
+        <w:rPr>
+          <w:lang w:val="zh_TW" w:bidi="zh_TW"/>
+        </w:rPr>
+      </w:r>
+      <w:r>
+        <w:rPr>
+          <w:lang w:val="zh_TW" w:bidi="zh_TW"/>
+        </w:rPr>
+        <w:t>某些語言可能有表示這個意思的詞，例如「帶弓的人」。</w:t>
+      </w:r>
+    </w:p>
+    <w:p>
+      <w:pPr/>
+      <w:r>
+        <w:rPr>
+          <w:lang w:val="zh_TW" w:bidi="zh_TW"/>
+        </w:rPr>
+      </w:r>
+      <w:r>
+        <w:rPr>
+          <w:lang w:val="zh_TW" w:bidi="zh_TW"/>
+        </w:rPr>
+        <w:t>（另見：</w:t>
+      </w:r>
+      <w:r>
+        <w:rPr>
+          <w:lang w:val="zh_TW" w:bidi="zh_TW"/>
+        </w:rPr>
+        <w:t>亞述</w:t>
+      </w:r>
+      <w:r>
+        <w:rPr>
+          <w:lang w:val="zh_TW" w:bidi="zh_TW"/>
+        </w:rPr>
+        <w:t>）</w:t>
+      </w:r>
+    </w:p>
+    <w:p>
+      <w:pPr>
+        <w:pStyle w:val="Heading3"/>
+      </w:pPr>
+      <w:r>
+        <w:rPr>
+          <w:lang w:val="zh_TW" w:bidi="zh_TW"/>
+        </w:rPr>
+        <w:t>參考經文：</w:t>
+      </w:r>
+    </w:p>
+    <w:p>
+      <w:pPr>
+        <w:pStyle w:val="ListBullet"/>
+        <w:spacing w:line="240" w:lineRule="auto"/>
+        <w:ind w:left="720"/>
+      </w:pPr>
+      <w:r>
+        <w:rPr>
+          <w:lang w:val="zh_TW" w:bidi="zh_TW"/>
+        </w:rPr>
+      </w:r>
+      <w:hyperlink r:id="rId13">
+        <w:r>
+          <w:rPr>
+            <w:lang w:val="zh_TW" w:bidi="zh_TW"/>
+          </w:rPr>
+          <w:rPr>
+            <w:color w:val="0000EE"/>
+            <w:u w:val="single"/>
+          </w:rPr>
+          <w:t>撒母耳記上31:1–3</w:t>
+        </w:r>
+      </w:hyperlink>
+    </w:p>
+    <w:p>
+      <w:pPr>
+        <w:pStyle w:val="ListBullet"/>
+        <w:spacing w:line="240" w:lineRule="auto"/>
+        <w:ind w:left="720"/>
+      </w:pPr>
+      <w:r>
+        <w:rPr>
+          <w:lang w:val="zh_TW" w:bidi="zh_TW"/>
+        </w:rPr>
+      </w:r>
+      <w:hyperlink r:id="rId14">
+        <w:r>
+          <w:rPr>
+            <w:lang w:val="zh_TW" w:bidi="zh_TW"/>
+          </w:rPr>
+          <w:rPr>
+            <w:color w:val="0000EE"/>
+            <w:u w:val="single"/>
+          </w:rPr>
+          <w:t>歷代志下35:23–24</w:t>
+        </w:r>
+      </w:hyperlink>
+    </w:p>
+    <w:p>
+      <w:pPr>
+        <w:pStyle w:val="ListBullet"/>
+        <w:spacing w:line="240" w:lineRule="auto"/>
+        <w:ind w:left="720"/>
+      </w:pPr>
+      <w:r>
+        <w:rPr>
+          <w:lang w:val="zh_TW" w:bidi="zh_TW"/>
+        </w:rPr>
+      </w:r>
+      <w:hyperlink r:id="rId15">
+        <w:r>
+          <w:rPr>
+            <w:lang w:val="zh_TW" w:bidi="zh_TW"/>
+          </w:rPr>
+          <w:rPr>
+            <w:color w:val="0000EE"/>
+            <w:u w:val="single"/>
+          </w:rPr>
+          <w:t>創世記21:20</w:t>
+        </w:r>
+      </w:hyperlink>
+    </w:p>
+    <w:p>
+      <w:pPr>
+        <w:pStyle w:val="ListBullet"/>
+        <w:spacing w:line="240" w:lineRule="auto"/>
+        <w:ind w:left="720"/>
+      </w:pPr>
+      <w:r>
+        <w:rPr>
+          <w:lang w:val="zh_TW" w:bidi="zh_TW"/>
+        </w:rPr>
+      </w:r>
+      <w:hyperlink r:id="rId16">
+        <w:r>
+          <w:rPr>
+            <w:lang w:val="zh_TW" w:bidi="zh_TW"/>
+          </w:rPr>
+          <w:rPr>
+            <w:color w:val="0000EE"/>
+            <w:u w:val="single"/>
+          </w:rPr>
+          <w:t>以賽亞書21:16–17</w:t>
+        </w:r>
+      </w:hyperlink>
+    </w:p>
+    <w:p>
+      <w:pPr>
+        <w:pStyle w:val="ListBullet"/>
+        <w:spacing w:line="240" w:lineRule="auto"/>
+        <w:ind w:left="720"/>
+      </w:pPr>
+      <w:r>
+        <w:rPr>
+          <w:lang w:val="zh_TW" w:bidi="zh_TW"/>
+        </w:rPr>
+      </w:r>
+      <w:hyperlink r:id="rId17">
+        <w:r>
+          <w:rPr>
+            <w:lang w:val="zh_TW" w:bidi="zh_TW"/>
+          </w:rPr>
+          <w:rPr>
+            <w:color w:val="0000EE"/>
+            <w:u w:val="single"/>
+          </w:rPr>
+          <w:t>約伯記16:13</w:t>
+        </w:r>
+      </w:hyperlink>
+    </w:p>
+    <w:p>
+      <w:pPr>
+        <w:pStyle w:val="ListBullet"/>
+        <w:spacing w:line="240" w:lineRule="auto"/>
+        <w:ind w:left="720"/>
+      </w:pPr>
+      <w:r>
+        <w:rPr>
+          <w:lang w:val="zh_TW" w:bidi="zh_TW"/>
+        </w:rPr>
+      </w:r>
+      <w:hyperlink r:id="rId18">
+        <w:r>
+          <w:rPr>
+            <w:lang w:val="zh_TW" w:bidi="zh_TW"/>
+          </w:rPr>
+          <w:rPr>
+            <w:color w:val="0000EE"/>
+            <w:u w:val="single"/>
+          </w:rPr>
+          <w:t>箴言26:9–10</w:t>
+        </w:r>
+      </w:hyperlink>
+    </w:p>
+    <w:p>
+      <w:pPr>
+        <w:pStyle w:val="Heading3"/>
+      </w:pPr>
+      <w:r>
+        <w:rPr>
+          <w:lang w:val="zh_TW" w:bidi="zh_TW"/>
+        </w:rPr>
+        <w:t>原文參照：</w:t>
+      </w:r>
+    </w:p>
+    <w:p>
+      <w:pPr>
+        <w:pStyle w:val="ListBullet"/>
+        <w:spacing w:line="240" w:lineRule="auto"/>
+        <w:ind w:left="720"/>
+      </w:pPr>
+      <w:r>
+        <w:rPr>
+          <w:lang w:val="zh_TW" w:bidi="zh_TW"/>
+        </w:rPr>
+      </w:r>
+      <w:r>
+        <w:rPr>
+          <w:lang w:val="zh_TW" w:bidi="zh_TW"/>
+        </w:rPr>
+        <w:t>史特朗號：H1167，H1869，H2671，H3384，H7198，H7199，H7228</w:t>
+      </w:r>
+      <w:r>
+        <w:rPr>
+          <w:lang w:val="zh_TW" w:bidi="zh_TW"/>
+        </w:rPr>
+      </w:r>
+      <w:r>
+        <w:rPr>
+          <w:lang w:val="zh_TW" w:bidi="zh_TW"/>
+        </w:rPr>
+      </w:r>
+    </w:p>
+    <w:p>
+      <w:pPr/>
+      <w:r>
+        <w:rPr>
+          <w:lang w:val="zh_TW" w:bidi="zh_TW"/>
+        </w:rPr>
+      </w:r>
+    </w:p>
+    <w:p>
+      <w:pPr>
+        <w:pStyle w:val="Heading2"/>
+      </w:pPr>
+      <w:r>
+        <w:rPr>
+          <w:lang w:val="zh_TW" w:bidi="zh_TW"/>
+        </w:rPr>
         <w:t>弓——武器</w:t>
       </w:r>
       <w:r>
@@ -317,7 +640,7 @@
           <w:lang w:val="zh_TW" w:bidi="zh_TW"/>
         </w:rPr>
       </w:r>
-      <w:hyperlink r:id="rId13">
+      <w:hyperlink r:id="rId19">
         <w:r>
           <w:rPr>
             <w:lang w:val="zh_TW" w:bidi="zh_TW"/>
@@ -341,7 +664,7 @@
           <w:lang w:val="zh_TW" w:bidi="zh_TW"/>
         </w:rPr>
       </w:r>
-      <w:hyperlink r:id="rId14">
+      <w:hyperlink r:id="rId20">
         <w:r>
           <w:rPr>
             <w:lang w:val="zh_TW" w:bidi="zh_TW"/>
@@ -365,7 +688,7 @@
           <w:lang w:val="zh_TW" w:bidi="zh_TW"/>
         </w:rPr>
       </w:r>
-      <w:hyperlink r:id="rId15">
+      <w:hyperlink r:id="rId21">
         <w:r>
           <w:rPr>
             <w:lang w:val="zh_TW" w:bidi="zh_TW"/>
@@ -389,7 +712,7 @@
           <w:lang w:val="zh_TW" w:bidi="zh_TW"/>
         </w:rPr>
       </w:r>
-      <w:hyperlink r:id="rId16">
+      <w:hyperlink r:id="rId22">
         <w:r>
           <w:rPr>
             <w:lang w:val="zh_TW" w:bidi="zh_TW"/>
@@ -413,7 +736,7 @@
           <w:lang w:val="zh_TW" w:bidi="zh_TW"/>
         </w:rPr>
       </w:r>
-      <w:hyperlink r:id="rId17">
+      <w:hyperlink r:id="rId23">
         <w:r>
           <w:rPr>
             <w:lang w:val="zh_TW" w:bidi="zh_TW"/>
@@ -453,329 +776,6 @@
           <w:lang w:val="zh_TW" w:bidi="zh_TW"/>
         </w:rPr>
         <w:t>史特朗號：H2671，H7198，G51150</w:t>
-      </w:r>
-      <w:r>
-        <w:rPr>
-          <w:lang w:val="zh_TW" w:bidi="zh_TW"/>
-        </w:rPr>
-      </w:r>
-      <w:r>
-        <w:rPr>
-          <w:lang w:val="zh_TW" w:bidi="zh_TW"/>
-        </w:rPr>
-      </w:r>
-    </w:p>
-    <w:p>
-      <w:pPr/>
-      <w:r>
-        <w:rPr>
-          <w:lang w:val="zh_TW" w:bidi="zh_TW"/>
-        </w:rPr>
-      </w:r>
-    </w:p>
-    <w:p>
-      <w:pPr>
-        <w:pStyle w:val="Heading2"/>
-      </w:pPr>
-      <w:r>
-        <w:rPr>
-          <w:lang w:val="zh_TW" w:bidi="zh_TW"/>
-        </w:rPr>
-        <w:t>弓箭手</w:t>
-      </w:r>
-      <w:r>
-        <w:rPr>
-          <w:lang w:val="zh_TW" w:bidi="zh_TW"/>
-        </w:rPr>
-      </w:r>
-    </w:p>
-    <w:p>
-      <w:pPr>
-        <w:pStyle w:val="Heading3"/>
-      </w:pPr>
-      <w:r>
-        <w:rPr>
-          <w:lang w:val="zh_TW" w:bidi="zh_TW"/>
-        </w:rPr>
-        <w:t>定義：</w:t>
-      </w:r>
-    </w:p>
-    <w:p>
-      <w:pPr/>
-      <w:r>
-        <w:rPr>
-          <w:lang w:val="zh_TW" w:bidi="zh_TW"/>
-        </w:rPr>
-      </w:r>
-      <w:r>
-        <w:rPr>
-          <w:lang w:val="zh_TW" w:bidi="zh_TW"/>
-        </w:rPr>
-        <w:t>「弓箭手」這個詞指的是擅長使用弓箭作為武器的人。</w:t>
-      </w:r>
-    </w:p>
-    <w:p>
-      <w:pPr>
-        <w:pStyle w:val="ListBullet"/>
-        <w:spacing w:line="240" w:lineRule="auto"/>
-        <w:ind w:left="720"/>
-      </w:pPr>
-      <w:r>
-        <w:rPr>
-          <w:lang w:val="zh_TW" w:bidi="zh_TW"/>
-        </w:rPr>
-      </w:r>
-      <w:r>
-        <w:rPr>
-          <w:lang w:val="zh_TW" w:bidi="zh_TW"/>
-        </w:rPr>
-        <w:t>在聖經中，弓箭手通常是在軍隊中使用弓箭作戰的士兵。</w:t>
-      </w:r>
-    </w:p>
-    <w:p>
-      <w:pPr>
-        <w:pStyle w:val="ListBullet"/>
-        <w:spacing w:line="240" w:lineRule="auto"/>
-        <w:ind w:left="720"/>
-      </w:pPr>
-      <w:r>
-        <w:rPr>
-          <w:lang w:val="zh_TW" w:bidi="zh_TW"/>
-        </w:rPr>
-      </w:r>
-      <w:r>
-        <w:rPr>
-          <w:lang w:val="zh_TW" w:bidi="zh_TW"/>
-        </w:rPr>
-        <w:t>弓箭手是亞述軍事力量的重要組成部分。</w:t>
-      </w:r>
-    </w:p>
-    <w:p>
-      <w:pPr>
-        <w:pStyle w:val="ListBullet"/>
-        <w:spacing w:line="240" w:lineRule="auto"/>
-        <w:ind w:left="720"/>
-      </w:pPr>
-      <w:r>
-        <w:rPr>
-          <w:lang w:val="zh_TW" w:bidi="zh_TW"/>
-        </w:rPr>
-      </w:r>
-      <w:r>
-        <w:rPr>
-          <w:lang w:val="zh_TW" w:bidi="zh_TW"/>
-        </w:rPr>
-        <w:t>某些語言可能有表示這個意思的詞，例如「帶弓的人」。</w:t>
-      </w:r>
-    </w:p>
-    <w:p>
-      <w:pPr/>
-      <w:r>
-        <w:rPr>
-          <w:lang w:val="zh_TW" w:bidi="zh_TW"/>
-        </w:rPr>
-      </w:r>
-      <w:r>
-        <w:rPr>
-          <w:lang w:val="zh_TW" w:bidi="zh_TW"/>
-        </w:rPr>
-        <w:t>（另見：</w:t>
-      </w:r>
-      <w:r>
-        <w:rPr>
-          <w:lang w:val="zh_TW" w:bidi="zh_TW"/>
-        </w:rPr>
-        <w:t>亞述</w:t>
-      </w:r>
-      <w:r>
-        <w:rPr>
-          <w:lang w:val="zh_TW" w:bidi="zh_TW"/>
-        </w:rPr>
-        <w:t>）</w:t>
-      </w:r>
-    </w:p>
-    <w:p>
-      <w:pPr>
-        <w:pStyle w:val="Heading3"/>
-      </w:pPr>
-      <w:r>
-        <w:rPr>
-          <w:lang w:val="zh_TW" w:bidi="zh_TW"/>
-        </w:rPr>
-        <w:t>參考經文：</w:t>
-      </w:r>
-    </w:p>
-    <w:p>
-      <w:pPr>
-        <w:pStyle w:val="ListBullet"/>
-        <w:spacing w:line="240" w:lineRule="auto"/>
-        <w:ind w:left="720"/>
-      </w:pPr>
-      <w:r>
-        <w:rPr>
-          <w:lang w:val="zh_TW" w:bidi="zh_TW"/>
-        </w:rPr>
-      </w:r>
-      <w:hyperlink r:id="rId18">
-        <w:r>
-          <w:rPr>
-            <w:lang w:val="zh_TW" w:bidi="zh_TW"/>
-          </w:rPr>
-          <w:rPr>
-            <w:color w:val="0000EE"/>
-            <w:u w:val="single"/>
-          </w:rPr>
-          <w:t>撒母耳記上31:1–3</w:t>
-        </w:r>
-      </w:hyperlink>
-    </w:p>
-    <w:p>
-      <w:pPr>
-        <w:pStyle w:val="ListBullet"/>
-        <w:spacing w:line="240" w:lineRule="auto"/>
-        <w:ind w:left="720"/>
-      </w:pPr>
-      <w:r>
-        <w:rPr>
-          <w:lang w:val="zh_TW" w:bidi="zh_TW"/>
-        </w:rPr>
-      </w:r>
-      <w:hyperlink r:id="rId19">
-        <w:r>
-          <w:rPr>
-            <w:lang w:val="zh_TW" w:bidi="zh_TW"/>
-          </w:rPr>
-          <w:rPr>
-            <w:color w:val="0000EE"/>
-            <w:u w:val="single"/>
-          </w:rPr>
-          <w:t>歷代志下35:23–24</w:t>
-        </w:r>
-      </w:hyperlink>
-    </w:p>
-    <w:p>
-      <w:pPr>
-        <w:pStyle w:val="ListBullet"/>
-        <w:spacing w:line="240" w:lineRule="auto"/>
-        <w:ind w:left="720"/>
-      </w:pPr>
-      <w:r>
-        <w:rPr>
-          <w:lang w:val="zh_TW" w:bidi="zh_TW"/>
-        </w:rPr>
-      </w:r>
-      <w:hyperlink r:id="rId20">
-        <w:r>
-          <w:rPr>
-            <w:lang w:val="zh_TW" w:bidi="zh_TW"/>
-          </w:rPr>
-          <w:rPr>
-            <w:color w:val="0000EE"/>
-            <w:u w:val="single"/>
-          </w:rPr>
-          <w:t>創世記21:20</w:t>
-        </w:r>
-      </w:hyperlink>
-    </w:p>
-    <w:p>
-      <w:pPr>
-        <w:pStyle w:val="ListBullet"/>
-        <w:spacing w:line="240" w:lineRule="auto"/>
-        <w:ind w:left="720"/>
-      </w:pPr>
-      <w:r>
-        <w:rPr>
-          <w:lang w:val="zh_TW" w:bidi="zh_TW"/>
-        </w:rPr>
-      </w:r>
-      <w:hyperlink r:id="rId21">
-        <w:r>
-          <w:rPr>
-            <w:lang w:val="zh_TW" w:bidi="zh_TW"/>
-          </w:rPr>
-          <w:rPr>
-            <w:color w:val="0000EE"/>
-            <w:u w:val="single"/>
-          </w:rPr>
-          <w:t>以賽亞書21:16–17</w:t>
-        </w:r>
-      </w:hyperlink>
-    </w:p>
-    <w:p>
-      <w:pPr>
-        <w:pStyle w:val="ListBullet"/>
-        <w:spacing w:line="240" w:lineRule="auto"/>
-        <w:ind w:left="720"/>
-      </w:pPr>
-      <w:r>
-        <w:rPr>
-          <w:lang w:val="zh_TW" w:bidi="zh_TW"/>
-        </w:rPr>
-      </w:r>
-      <w:hyperlink r:id="rId22">
-        <w:r>
-          <w:rPr>
-            <w:lang w:val="zh_TW" w:bidi="zh_TW"/>
-          </w:rPr>
-          <w:rPr>
-            <w:color w:val="0000EE"/>
-            <w:u w:val="single"/>
-          </w:rPr>
-          <w:t>約伯記16:13</w:t>
-        </w:r>
-      </w:hyperlink>
-    </w:p>
-    <w:p>
-      <w:pPr>
-        <w:pStyle w:val="ListBullet"/>
-        <w:spacing w:line="240" w:lineRule="auto"/>
-        <w:ind w:left="720"/>
-      </w:pPr>
-      <w:r>
-        <w:rPr>
-          <w:lang w:val="zh_TW" w:bidi="zh_TW"/>
-        </w:rPr>
-      </w:r>
-      <w:hyperlink r:id="rId23">
-        <w:r>
-          <w:rPr>
-            <w:lang w:val="zh_TW" w:bidi="zh_TW"/>
-          </w:rPr>
-          <w:rPr>
-            <w:color w:val="0000EE"/>
-            <w:u w:val="single"/>
-          </w:rPr>
-          <w:t>箴言26:9–10</w:t>
-        </w:r>
-      </w:hyperlink>
-    </w:p>
-    <w:p>
-      <w:pPr>
-        <w:pStyle w:val="Heading3"/>
-      </w:pPr>
-      <w:r>
-        <w:rPr>
-          <w:lang w:val="zh_TW" w:bidi="zh_TW"/>
-        </w:rPr>
-        <w:t>原文參照：</w:t>
-      </w:r>
-    </w:p>
-    <w:p>
-      <w:pPr>
-        <w:pStyle w:val="ListBullet"/>
-        <w:spacing w:line="240" w:lineRule="auto"/>
-        <w:ind w:left="720"/>
-      </w:pPr>
-      <w:r>
-        <w:rPr>
-          <w:lang w:val="zh_TW" w:bidi="zh_TW"/>
-        </w:rPr>
-      </w:r>
-      <w:r>
-        <w:rPr>
-          <w:lang w:val="zh_TW" w:bidi="zh_TW"/>
-        </w:rPr>
-        <w:t>史特朗號：H1167，H1869，H2671，H3384，H7198，H7199，H7228</w:t>
       </w:r>
       <w:r>
         <w:rPr>
